--- a/policies/build/chapters_v2/MOM/Document/MOM1/SOP_Emergency_Medication_Sourcing.docx
+++ b/policies/build/chapters_v2/MOM/Document/MOM1/SOP_Emergency_Medication_Sourcing.docx
@@ -341,13 +341,12 @@
           <w:b/>
           <w:i/>
         </w:rPr>
-        <w:t xml:space="preserve">Why this step matters: </w:t>
+        <w:t>Why this step matters: A stock-out at 2 a.m. is exactly when a shortcut is most tempting — sourcing it through the defined sequence, and logging it, is what keeps an after-hours substitution traceable instead of improvised and forgotten.</w:t>
       </w:r>
       <w:r>
         <w:rPr>
           <w:i/>
         </w:rPr>
-        <w:t>Skipping or rushing this step is exactly the kind of gap an assessor — or a real medication-safety incident — would eventually surface.</w:t>
       </w:r>
     </w:p>
     <w:p>
